--- a/Procesos_revisado.docx
+++ b/Procesos_revisado.docx
@@ -64,7 +64,7 @@
           <w:szCs w:val="24"/>
           <w:rtl w:val="0"/>
         </w:rPr>
-        <w:t>Este informe presenta el proceso que desarrollamos para analizar y priorizar vuelos con riesgo de llegar con 15 minutos o más de retraso. Trabajamos con el conjunto Flight Delay Dataset 2018–2022, publicado en Kaggle y atribuido al Bureau of Transportation Statistics (BTS): 29.193.782 registros, 61 variables y un archivo combinado de aproximadamente 10,21 GB. Conservamos el procesamiento por bloques y transformamos los datos a Parquet para facilitar las consultas sin cargar el CSV completo en memoria.</w:t>
+        <w:t>Este informe presenta el proceso que desarrollamos para analizar y priorizar vuelos con riesgo de llegar con 15 minutos o más de retraso. Trabajamos con el conjunto Flight Delay Dataset 2018–2022, publicado en Kaggle y atribuido al Bureau of Transportation Statistics (BTS): 29.193.782 registros, 61 variables y un archivo combinado de aproximadamente 10,21 GB. Conservamos el procesamiento por bloques y transformamos los datos a Parquet para facilitar las consultas sin cargar el CSV completo en memoria. El EDA previo registró aproximadamente 0,8 GB para el Parquet combinado, cerca de un 92 % menos que el CSV; esta cifra redondeada no se revalidó en la copia actual.</w:t>
       </w:r>
     </w:p>
     <w:p>
@@ -512,7 +512,7 @@
           <w:szCs w:val="24"/>
           <w:rtl w:val="0"/>
         </w:rPr>
-        <w:t>Transformamos el archivo CSV a Parquet mediante lectura por bloques, para reducir el costo de almacenamiento y permitir consultas por columnas.</w:t>
+        <w:t>Transformamos el archivo CSV a Parquet mediante lectura por bloques, para reducir el costo de almacenamiento y permitir consultas por columnas. El EDA previo registró aproximadamente 0,8 GB para el Parquet combinado, frente a 10,21 GB del CSV (reducción estimada del 92 %). La cifra está redondeada y no se verificó contra el archivo completo porque no está disponible en esta copia. No corresponde a la suma de los 55 Parquet mensuales preparados para modelado, cuyo peso total debe medirse por separado.</w:t>
       </w:r>
     </w:p>
     <w:p>

--- a/Procesos_revisado.docx
+++ b/Procesos_revisado.docx
@@ -2,6 +2,16 @@
 <file path=word/document.xml><?xml version="1.0" encoding="utf-8"?>
 <w:document xmlns:mc="http://schemas.openxmlformats.org/markup-compatibility/2006" xmlns:o="urn:schemas-microsoft-com:office:office" xmlns:r="http://schemas.openxmlformats.org/officeDocument/2006/relationships" xmlns:m="http://schemas.openxmlformats.org/officeDocument/2006/math" xmlns:v="urn:schemas-microsoft-com:vml" xmlns:wp="http://schemas.openxmlformats.org/drawingml/2006/wordprocessingDrawing" xmlns:w10="urn:schemas-microsoft-com:office:word" xmlns:w="http://schemas.openxmlformats.org/wordprocessingml/2006/main" xmlns:wne="http://schemas.microsoft.com/office/word/2006/wordml" xmlns:sl="http://schemas.openxmlformats.org/schemaLibrary/2006/main" xmlns:a="http://schemas.openxmlformats.org/drawingml/2006/main" xmlns:pic="http://schemas.openxmlformats.org/drawingml/2006/picture" xmlns:c="http://schemas.openxmlformats.org/drawingml/2006/chart" xmlns:lc="http://schemas.openxmlformats.org/drawingml/2006/lockedCanvas" xmlns:dgm="http://schemas.openxmlformats.org/drawingml/2006/diagram" xmlns:wps="http://schemas.microsoft.com/office/word/2010/wordprocessingShape" xmlns:wpg="http://schemas.microsoft.com/office/word/2010/wordprocessingGroup" xmlns:w14="http://schemas.microsoft.com/office/word/2010/wordml" xmlns:w15="http://schemas.microsoft.com/office/word/2012/wordml" xmlns:w16="http://schemas.microsoft.com/office/word/2018/wordml" xmlns:w16cex="http://schemas.microsoft.com/office/word/2018/wordml/cex" xmlns:w16cid="http://schemas.microsoft.com/office/word/2016/wordml/cid" xmlns="http://schemas.microsoft.com/office/tasks/2019/documenttasks" xmlns:cr="http://schemas.microsoft.com/office/comments/2020/reactions">
   <w:body>
+    <w:p>
+      <w:pPr/>
+      <w:r>
+        <w:rPr>
+          <w:b/>
+          <w:sz w:val="20"/>
+        </w:rPr>
+        <w:t>AVISO METODOLÓGICO: excluimos 2020 de todos los análisis, transformaciones, modelos, evaluaciones y visualizaciones por la falta de comparabilidad durante la pandemia. No presentamos resultados de ese año. El CSV fuente se conserva intacto. Las tablas, cifras y gráficos elaborados antes de aplicar el filtro son obsoletos y deben recalcularse; no deben citarse como resultados finales. Periodo analítico: 2018, 2019, 2021 y enero–julio de 2022.</w:t>
+      </w:r>
+    </w:p>
     <w:p>
       <w:pPr>
         <w:spacing w:line="276" w:lineRule="auto"/>
@@ -1789,13 +1799,7 @@
         </w:rPr>
       </w:pPr>
       <w:r>
-        <w:rPr>
-          <w:rFonts w:ascii="Times New Roman" w:cs="Times New Roman" w:eastAsia="Times New Roman" w:hAnsi="Times New Roman"/>
-          <w:sz w:val="24"/>
-          <w:szCs w:val="24"/>
-          <w:rtl w:val="0"/>
-        </w:rPr>
-        <w:t>Observamos diferencias importantes en el volumen mensual de 2018 frente a 2019. La comparación de cantidades no permite por sí sola establecer si responden a cobertura, composición de aerolíneas u otros cambios operativos. Por la observación docente, conservamos 2020 únicamente para la exploración descriptiva y lo excluimos del entrenamiento y de la evaluación predictiva.</w:t>
+        <w:t>Excluimos 2020 de este análisis por la alteración excepcional de las operaciones durante la pandemia. No presentamos resultados ni conclusiones de ese año. Las cifras y gráficos exploratorios previos quedan obsoletos y deben regenerarse con el filtro Year &lt;&gt; 2020.</w:t>
       </w:r>
     </w:p>
     <w:p>
@@ -1814,13 +1818,7 @@
         </w:rPr>
       </w:pPr>
       <w:r>
-        <w:rPr>
-          <w:rFonts w:ascii="Times New Roman" w:cs="Times New Roman" w:eastAsia="Times New Roman" w:hAnsi="Times New Roman"/>
-          <w:sz w:val="24"/>
-          <w:szCs w:val="24"/>
-          <w:rtl w:val="0"/>
-        </w:rPr>
-        <w:t>Observamos una caída de operaciones en 2020 que coincide temporalmente con la pandemia. Nuestros análisis descriptivos no aíslan un efecto causal de la pandemia.</w:t>
+        <w:t>Excluimos 2020 de este análisis por la alteración excepcional de las operaciones durante la pandemia. No presentamos resultados ni conclusiones de ese año. Las cifras y gráficos exploratorios previos quedan obsoletos y deben regenerarse con el filtro Year &lt;&gt; 2020.</w:t>
       </w:r>
     </w:p>
     <w:p>
@@ -2290,13 +2288,7 @@
         </w:rPr>
       </w:pPr>
       <w:r>
-        <w:rPr>
-          <w:rFonts w:ascii="Times New Roman" w:cs="Times New Roman" w:eastAsia="Times New Roman" w:hAnsi="Times New Roman"/>
-          <w:sz w:val="24"/>
-          <w:szCs w:val="24"/>
-          <w:rtl w:val="0"/>
-        </w:rPr>
-        <w:t>Observamos la mayor tasa de cancelación en 2020. Para 2022 interpretamos los resultados con cautela, dado que la fuente cubre solo enero–julio. Comparamos tasas en periodos de meses equivalentes antes de concluir que las diferencias persisten.</w:t>
+        <w:t>Excluimos 2020 de este análisis por la alteración excepcional de las operaciones durante la pandemia. No presentamos resultados ni conclusiones de ese año. Las cifras y gráficos exploratorios previos quedan obsoletos y deben regenerarse con el filtro Year &lt;&gt; 2020.</w:t>
       </w:r>
     </w:p>
     <w:p>
@@ -2480,13 +2472,7 @@
         </w:rPr>
       </w:pPr>
       <w:r>
-        <w:rPr>
-          <w:rFonts w:ascii="Times New Roman" w:cs="Times New Roman" w:eastAsia="Times New Roman" w:hAnsi="Times New Roman"/>
-          <w:sz w:val="24"/>
-          <w:szCs w:val="24"/>
-          <w:rtl w:val="0"/>
-        </w:rPr>
-        <w:t>En el periodo analizado, la tasa de retraso disminuye en 2020 y el retraso medio es negativo, lo que significa que, en promedio, los vuelos llegaron antes de la hora prevista. Este patrón coincide con el menor volumen de operaciones observado, pero nuestro análisis no demuestra causalidad.</w:t>
+        <w:t>Excluimos 2020 de este análisis por la alteración excepcional de las operaciones durante la pandemia. No presentamos resultados ni conclusiones de ese año. Las cifras y gráficos exploratorios previos quedan obsoletos y deben regenerarse con el filtro Year &lt;&gt; 2020.</w:t>
       </w:r>
     </w:p>
     <w:p>
@@ -2831,13 +2817,7 @@
         </w:rPr>
       </w:pPr>
       <w:r>
-        <w:rPr>
-          <w:rFonts w:ascii="Times New Roman" w:cs="Times New Roman" w:eastAsia="Times New Roman" w:hAnsi="Times New Roman"/>
-          <w:sz w:val="24"/>
-          <w:szCs w:val="24"/>
-          <w:rtl w:val="0"/>
-        </w:rPr>
-        <w:t>Al comparar enero–julio, la tasa de retraso de 2022 se mantiene en 21,6 %, pues el archivo ya termina en julio. La tasa comparable de 2018 cambia al excluir meses posteriores; 2020 conserva el comportamiento atípico observado en el contexto de la pandemia. Interpretamos estos resultados como descriptivos y no como evidencia de causas estructurales.</w:t>
+        <w:t>Excluimos 2020 de este análisis por la alteración excepcional de las operaciones durante la pandemia. No presentamos resultados ni conclusiones de ese año. Las cifras y gráficos exploratorios previos quedan obsoletos y deben regenerarse con el filtro Year &lt;&gt; 2020.</w:t>
       </w:r>
     </w:p>
     <w:p>
@@ -2990,49 +2970,7 @@
         </w:rPr>
       </w:pPr>
       <w:r>
-        <w:rPr>
-          <w:rFonts w:ascii="Times New Roman" w:cs="Times New Roman" w:eastAsia="Times New Roman" w:hAnsi="Times New Roman"/>
-          <w:sz w:val="24"/>
-          <w:szCs w:val="24"/>
-          <w:rtl w:val="0"/>
-        </w:rPr>
-        <w:t>En los gráficos observamos variaciones mensuales en las tasas de retraso y cancelación. Los patrones de retraso tienden a ser mayores en parte de los meses de verano en varios años, mientras 2020 muestra un comportamiento distinto y más cancelaciones. La fuente no incluye contexto suficiente para atribuir estos cambios a congestión, clima o pandemia.</w:t>
-      </w:r>
-      <w:r>
-        <w:rPr>
-          <w:rFonts w:ascii="Times New Roman" w:cs="Times New Roman" w:eastAsia="Times New Roman" w:hAnsi="Times New Roman"/>
-          <w:b w:val="1"/>
-          <w:bCs w:val="1"/>
-          <w:sz w:val="24"/>
-          <w:szCs w:val="24"/>
-          <w:rtl w:val="0"/>
-        </w:rPr>
-      </w:r>
-      <w:r>
-        <w:rPr>
-          <w:rFonts w:ascii="Times New Roman" w:cs="Times New Roman" w:eastAsia="Times New Roman" w:hAnsi="Times New Roman"/>
-          <w:sz w:val="24"/>
-          <w:szCs w:val="24"/>
-          <w:rtl w:val="0"/>
-        </w:rPr>
-      </w:r>
-      <w:r>
-        <w:rPr>
-          <w:rFonts w:ascii="Times New Roman" w:cs="Times New Roman" w:eastAsia="Times New Roman" w:hAnsi="Times New Roman"/>
-          <w:b w:val="1"/>
-          <w:bCs w:val="1"/>
-          <w:sz w:val="24"/>
-          <w:szCs w:val="24"/>
-          <w:rtl w:val="0"/>
-        </w:rPr>
-      </w:r>
-      <w:r>
-        <w:rPr>
-          <w:rFonts w:ascii="Times New Roman" w:cs="Times New Roman" w:eastAsia="Times New Roman" w:hAnsi="Times New Roman"/>
-          <w:sz w:val="24"/>
-          <w:szCs w:val="24"/>
-          <w:rtl w:val="0"/>
-        </w:rPr>
+        <w:t>Excluimos 2020 de este análisis por la alteración excepcional de las operaciones durante la pandemia. No presentamos resultados ni conclusiones de ese año. Las cifras y gráficos exploratorios previos quedan obsoletos y deben regenerarse con el filtro Year &lt;&gt; 2020.</w:t>
       </w:r>
     </w:p>
     <w:p>
